--- a/laba2/CтарковДмитрийКонстантинович_БПИ2401_№2.docx
+++ b/laba2/CтарковДмитрийКонстантинович_БПИ2401_№2.docx
@@ -526,31 +526,13 @@
           <w:lang w:eastAsia="en-US"/>
         </w:rPr>
       </w:pPr>
-      <w:proofErr w:type="spellStart"/>
       <w:r>
         <w:rPr>
           <w:szCs w:val="28"/>
           <w:lang w:eastAsia="en-US"/>
         </w:rPr>
-        <w:t>Харрасов</w:t>
-      </w:r>
-      <w:proofErr w:type="spellEnd"/>
-      <w:r>
-        <w:rPr>
-          <w:szCs w:val="28"/>
-          <w:lang w:eastAsia="en-US"/>
-        </w:rPr>
-        <w:t xml:space="preserve"> Камиль </w:t>
-      </w:r>
-      <w:proofErr w:type="spellStart"/>
-      <w:r>
-        <w:rPr>
-          <w:szCs w:val="28"/>
-          <w:lang w:eastAsia="en-US"/>
-        </w:rPr>
-        <w:t>Раисович</w:t>
-      </w:r>
-      <w:proofErr w:type="spellEnd"/>
+        <w:t>Харрасов Камиль Раисович</w:t>
+      </w:r>
     </w:p>
     <w:p>
       <w:pPr>
@@ -1419,17 +1401,8 @@
           <w:rFonts w:eastAsiaTheme="minorEastAsia"/>
           <w:lang w:eastAsia="ja-JP"/>
         </w:rPr>
-        <w:t xml:space="preserve">После этого мой проект стало возможно запускать командой </w:t>
-      </w:r>
-      <w:proofErr w:type="spellStart"/>
-      <w:r>
-        <w:rPr>
-          <w:rFonts w:eastAsiaTheme="minorEastAsia"/>
-          <w:lang w:eastAsia="ja-JP"/>
-        </w:rPr>
-        <w:t>run</w:t>
-      </w:r>
-      <w:proofErr w:type="spellEnd"/>
+        <w:t>После этого мой проект стало возможно запускать командой run</w:t>
+      </w:r>
       <w:r>
         <w:rPr>
           <w:rFonts w:eastAsiaTheme="minorEastAsia"/>
@@ -1460,62 +1433,20 @@
         </w:rPr>
         <w:t xml:space="preserve">Далее необходимо было установить 3 зависимости, а именно </w:t>
       </w:r>
-      <w:proofErr w:type="gramStart"/>
-      <w:r>
-        <w:rPr>
-          <w:rFonts w:eastAsiaTheme="minorEastAsia"/>
-          <w:lang w:eastAsia="ja-JP"/>
-        </w:rPr>
-        <w:t xml:space="preserve">Apache </w:t>
-      </w:r>
-      <w:proofErr w:type="spellStart"/>
-      <w:r>
-        <w:rPr>
-          <w:rFonts w:eastAsiaTheme="minorEastAsia"/>
-          <w:lang w:eastAsia="ja-JP"/>
-        </w:rPr>
-        <w:t>Commons</w:t>
-      </w:r>
-      <w:proofErr w:type="spellEnd"/>
-      <w:r>
-        <w:rPr>
-          <w:rFonts w:eastAsiaTheme="minorEastAsia"/>
-          <w:lang w:eastAsia="ja-JP"/>
-        </w:rPr>
-        <w:t xml:space="preserve"> Lang</w:t>
-      </w:r>
-      <w:r>
-        <w:rPr>
-          <w:rFonts w:eastAsiaTheme="minorEastAsia"/>
-          <w:lang w:eastAsia="ja-JP"/>
-        </w:rPr>
-        <w:t xml:space="preserve">3 </w:t>
-      </w:r>
-      <w:proofErr w:type="gramEnd"/>
-      <w:r>
-        <w:rPr>
-          <w:rFonts w:eastAsiaTheme="minorEastAsia"/>
-          <w:lang w:eastAsia="ja-JP"/>
-        </w:rPr>
-        <w:t xml:space="preserve">а также </w:t>
-      </w:r>
-      <w:proofErr w:type="spellStart"/>
-      <w:r>
-        <w:rPr>
-          <w:rFonts w:eastAsiaTheme="minorEastAsia"/>
-          <w:lang w:eastAsia="ja-JP"/>
-        </w:rPr>
-        <w:t>логер</w:t>
-      </w:r>
-      <w:proofErr w:type="spellEnd"/>
-      <w:r>
-        <w:rPr>
-          <w:rFonts w:eastAsiaTheme="minorEastAsia"/>
-          <w:lang w:eastAsia="ja-JP"/>
-        </w:rPr>
-        <w:t xml:space="preserve"> и обертку для него. Сделал я это в разделе </w:t>
-      </w:r>
-      <w:proofErr w:type="spellStart"/>
+      <w:r>
+        <w:rPr>
+          <w:rFonts w:eastAsiaTheme="minorEastAsia"/>
+          <w:lang w:eastAsia="ja-JP"/>
+        </w:rPr>
+        <w:t>Apache Commons Lang</w:t>
+      </w:r>
+      <w:r>
+        <w:rPr>
+          <w:rFonts w:eastAsiaTheme="minorEastAsia"/>
+          <w:lang w:eastAsia="ja-JP"/>
+        </w:rPr>
+        <w:t xml:space="preserve">3 а также логер и обертку для него. Сделал я это в разделе </w:t>
+      </w:r>
       <w:r>
         <w:rPr>
           <w:rFonts w:eastAsiaTheme="minorEastAsia" w:hint="eastAsia"/>
@@ -1530,7 +1461,6 @@
         </w:rPr>
         <w:t>ependencies</w:t>
       </w:r>
-      <w:proofErr w:type="spellEnd"/>
       <w:r>
         <w:rPr>
           <w:noProof/>
@@ -1585,23 +1515,7 @@
           <w:lang w:eastAsia="ja-JP"/>
         </w:rPr>
         <w:lastRenderedPageBreak/>
-        <w:t xml:space="preserve">Следующим заданием было имплементировать </w:t>
-      </w:r>
-      <w:proofErr w:type="spellStart"/>
-      <w:r>
-        <w:rPr>
-          <w:rFonts w:eastAsiaTheme="minorEastAsia"/>
-          <w:lang w:eastAsia="ja-JP"/>
-        </w:rPr>
-        <w:t>логер</w:t>
-      </w:r>
-      <w:proofErr w:type="spellEnd"/>
-      <w:r>
-        <w:rPr>
-          <w:rFonts w:eastAsiaTheme="minorEastAsia"/>
-          <w:lang w:eastAsia="ja-JP"/>
-        </w:rPr>
-        <w:t xml:space="preserve"> в мой код, для этого я воспользовался уже знакомыми командами и теперь моя программа выглядит следующим образом</w:t>
+        <w:t>Следующим заданием было имплементировать логер в мой код, для этого я воспользовался уже знакомыми командами и теперь моя программа выглядит следующим образом</w:t>
       </w:r>
     </w:p>
     <w:p>
@@ -1727,7 +1641,6 @@
         </w:rPr>
         <w:t xml:space="preserve"> добавить плагин для создания </w:t>
       </w:r>
-      <w:proofErr w:type="spellStart"/>
       <w:r>
         <w:rPr>
           <w:rFonts w:eastAsiaTheme="minorEastAsia" w:hint="eastAsia"/>
@@ -1740,15 +1653,7 @@
           <w:rFonts w:eastAsiaTheme="minorEastAsia"/>
           <w:lang w:eastAsia="ja-JP"/>
         </w:rPr>
-        <w:t>at</w:t>
-      </w:r>
-      <w:proofErr w:type="spellEnd"/>
-      <w:r>
-        <w:rPr>
-          <w:rFonts w:eastAsiaTheme="minorEastAsia"/>
-          <w:lang w:eastAsia="ja-JP"/>
-        </w:rPr>
-        <w:t xml:space="preserve"> JAR файлов, содержащих все необходимые для запуска проекта зависимости. Для этого мне пришлось установить более актуальную версию плагина, нежели представленную в методическом пособии по выполнению данной лабораторной работы. И после добавления следующего фрагмента кода</w:t>
+        <w:t>at JAR файлов, содержащих все необходимые для запуска проекта зависимости. Для этого мне пришлось установить более актуальную версию плагина, нежели представленную в методическом пособии по выполнению данной лабораторной работы. И после добавления следующего фрагмента кода</w:t>
       </w:r>
     </w:p>
     <w:p>
@@ -1811,17 +1716,8 @@
           <w:rFonts w:eastAsiaTheme="minorEastAsia"/>
           <w:lang w:eastAsia="ja-JP"/>
         </w:rPr>
-        <w:t xml:space="preserve">При написании </w:t>
-      </w:r>
-      <w:proofErr w:type="gramStart"/>
-      <w:r>
-        <w:rPr>
-          <w:rFonts w:eastAsiaTheme="minorEastAsia"/>
-          <w:lang w:eastAsia="ja-JP"/>
-        </w:rPr>
-        <w:t>команды .</w:t>
-      </w:r>
-      <w:proofErr w:type="gramEnd"/>
+        <w:t>При написании команды .</w:t>
+      </w:r>
       <w:r>
         <w:rPr>
           <w:rFonts w:eastAsiaTheme="minorEastAsia" w:hint="eastAsia"/>
@@ -1829,136 +1725,53 @@
         </w:rPr>
         <w:t>/</w:t>
       </w:r>
-      <w:proofErr w:type="spellStart"/>
-      <w:r>
-        <w:rPr>
-          <w:rFonts w:eastAsiaTheme="minorEastAsia"/>
-          <w:lang w:eastAsia="ja-JP"/>
-        </w:rPr>
-        <w:t>gradlew</w:t>
-      </w:r>
-      <w:proofErr w:type="spellEnd"/>
-      <w:r>
-        <w:rPr>
-          <w:rFonts w:eastAsiaTheme="minorEastAsia"/>
+      <w:r>
+        <w:rPr>
+          <w:rFonts w:eastAsiaTheme="minorEastAsia"/>
+          <w:lang w:eastAsia="ja-JP"/>
+        </w:rPr>
+        <w:t xml:space="preserve">gradlew shadowJar у меня создался файл </w:t>
+      </w:r>
+      <w:r>
+        <w:rPr>
+          <w:rFonts w:eastAsiaTheme="minorEastAsia"/>
+          <w:lang w:eastAsia="ja-JP"/>
+        </w:rPr>
+        <w:t>untitled-1.0-SNAPSHOT-all.jar</w:t>
+      </w:r>
+      <w:r>
+        <w:rPr>
+          <w:rFonts w:eastAsiaTheme="minorEastAsia"/>
+          <w:lang w:eastAsia="ja-JP"/>
+        </w:rPr>
+        <w:t xml:space="preserve">, в котором лежит вся необходимая информация для запуска проекта. И поэтому при выполнении </w:t>
+      </w:r>
+      <w:r>
+        <w:rPr>
+          <w:rFonts w:eastAsiaTheme="minorEastAsia"/>
+          <w:lang w:eastAsia="ja-JP"/>
+        </w:rPr>
+        <w:t>java -jar build/libs/untitled-1.0-SNAPSHOT-all.jar</w:t>
+      </w:r>
+      <w:r>
+        <w:rPr>
+          <w:rFonts w:eastAsiaTheme="minorEastAsia" w:hint="eastAsia"/>
           <w:lang w:eastAsia="ja-JP"/>
         </w:rPr>
         <w:t xml:space="preserve"> </w:t>
       </w:r>
-      <w:proofErr w:type="spellStart"/>
-      <w:r>
-        <w:rPr>
-          <w:rFonts w:eastAsiaTheme="minorEastAsia"/>
-          <w:lang w:eastAsia="ja-JP"/>
-        </w:rPr>
-        <w:t>shadowJar</w:t>
-      </w:r>
-      <w:proofErr w:type="spellEnd"/>
-      <w:r>
-        <w:rPr>
-          <w:rFonts w:eastAsiaTheme="minorEastAsia"/>
-          <w:lang w:eastAsia="ja-JP"/>
-        </w:rPr>
-        <w:t xml:space="preserve"> у меня создался файл </w:t>
-      </w:r>
-      <w:r>
-        <w:rPr>
-          <w:rFonts w:eastAsiaTheme="minorEastAsia"/>
-          <w:lang w:eastAsia="ja-JP"/>
-        </w:rPr>
-        <w:t>untitled-1.0-SNAPSHOT-all.jar</w:t>
-      </w:r>
-      <w:r>
-        <w:rPr>
-          <w:rFonts w:eastAsiaTheme="minorEastAsia"/>
-          <w:lang w:eastAsia="ja-JP"/>
-        </w:rPr>
-        <w:t xml:space="preserve">, в котором лежит вся необходимая информация для запуска проекта. И поэтому при выполнении </w:t>
-      </w:r>
-      <w:proofErr w:type="spellStart"/>
-      <w:r>
-        <w:rPr>
-          <w:rFonts w:eastAsiaTheme="minorEastAsia"/>
-          <w:lang w:eastAsia="ja-JP"/>
-        </w:rPr>
-        <w:t>java</w:t>
-      </w:r>
-      <w:proofErr w:type="spellEnd"/>
-      <w:r>
-        <w:rPr>
-          <w:rFonts w:eastAsiaTheme="minorEastAsia"/>
-          <w:lang w:eastAsia="ja-JP"/>
-        </w:rPr>
-        <w:t xml:space="preserve"> -</w:t>
-      </w:r>
-      <w:proofErr w:type="spellStart"/>
-      <w:r>
-        <w:rPr>
-          <w:rFonts w:eastAsiaTheme="minorEastAsia"/>
-          <w:lang w:eastAsia="ja-JP"/>
-        </w:rPr>
-        <w:t>jar</w:t>
-      </w:r>
-      <w:proofErr w:type="spellEnd"/>
-      <w:r>
-        <w:rPr>
-          <w:rFonts w:eastAsiaTheme="minorEastAsia"/>
-          <w:lang w:eastAsia="ja-JP"/>
-        </w:rPr>
-        <w:t xml:space="preserve"> </w:t>
-      </w:r>
-      <w:proofErr w:type="spellStart"/>
-      <w:r>
-        <w:rPr>
-          <w:rFonts w:eastAsiaTheme="minorEastAsia"/>
-          <w:lang w:eastAsia="ja-JP"/>
-        </w:rPr>
-        <w:t>build</w:t>
-      </w:r>
-      <w:proofErr w:type="spellEnd"/>
-      <w:r>
-        <w:rPr>
-          <w:rFonts w:eastAsiaTheme="minorEastAsia"/>
-          <w:lang w:eastAsia="ja-JP"/>
-        </w:rPr>
-        <w:t>/</w:t>
-      </w:r>
-      <w:proofErr w:type="spellStart"/>
-      <w:r>
-        <w:rPr>
-          <w:rFonts w:eastAsiaTheme="minorEastAsia"/>
-          <w:lang w:eastAsia="ja-JP"/>
-        </w:rPr>
-        <w:t>libs</w:t>
-      </w:r>
-      <w:proofErr w:type="spellEnd"/>
-      <w:r>
-        <w:rPr>
-          <w:rFonts w:eastAsiaTheme="minorEastAsia"/>
-          <w:lang w:eastAsia="ja-JP"/>
-        </w:rPr>
-        <w:t>/untitled-1.0-SNAPSHOT-all.jar</w:t>
+      <w:r>
+        <w:rPr>
+          <w:rFonts w:eastAsiaTheme="minorEastAsia"/>
+          <w:lang w:eastAsia="ja-JP"/>
+        </w:rPr>
+        <w:t xml:space="preserve">моя программа успешно запускается даже без </w:t>
       </w:r>
       <w:r>
         <w:rPr>
           <w:rFonts w:eastAsiaTheme="minorEastAsia" w:hint="eastAsia"/>
           <w:lang w:eastAsia="ja-JP"/>
         </w:rPr>
-        <w:t xml:space="preserve"> </w:t>
-      </w:r>
-      <w:r>
-        <w:rPr>
-          <w:rFonts w:eastAsiaTheme="minorEastAsia"/>
-          <w:lang w:eastAsia="ja-JP"/>
-        </w:rPr>
-        <w:t xml:space="preserve">моя программа успешно запускается даже без </w:t>
-      </w:r>
-      <w:proofErr w:type="spellStart"/>
-      <w:r>
-        <w:rPr>
-          <w:rFonts w:eastAsiaTheme="minorEastAsia" w:hint="eastAsia"/>
-          <w:lang w:eastAsia="ja-JP"/>
-        </w:rPr>
         <w:t>g</w:t>
       </w:r>
       <w:r>
@@ -1966,15 +1779,7 @@
           <w:rFonts w:eastAsiaTheme="minorEastAsia"/>
           <w:lang w:eastAsia="ja-JP"/>
         </w:rPr>
-        <w:t>radle</w:t>
-      </w:r>
-      <w:proofErr w:type="spellEnd"/>
-      <w:r>
-        <w:rPr>
-          <w:rFonts w:eastAsiaTheme="minorEastAsia"/>
-          <w:lang w:eastAsia="ja-JP"/>
-        </w:rPr>
-        <w:t>. Ниже представлен вывод в консоль</w:t>
+        <w:t>radle. Ниже представлен вывод в консоль</w:t>
       </w:r>
     </w:p>
     <w:p>
@@ -2116,25 +1921,8 @@
           <w:rFonts w:eastAsiaTheme="minorEastAsia"/>
           <w:lang w:eastAsia="ja-JP"/>
         </w:rPr>
-        <w:t xml:space="preserve">Здесь я прописываю логику обработки данного такса, регистрирую </w:t>
-      </w:r>
-      <w:proofErr w:type="gramStart"/>
-      <w:r>
-        <w:rPr>
-          <w:rFonts w:eastAsiaTheme="minorEastAsia"/>
-          <w:lang w:eastAsia="ja-JP"/>
-        </w:rPr>
-        <w:t>его</w:t>
-      </w:r>
-      <w:proofErr w:type="gramEnd"/>
-      <w:r>
-        <w:rPr>
-          <w:rFonts w:eastAsiaTheme="minorEastAsia"/>
-          <w:lang w:eastAsia="ja-JP"/>
-        </w:rPr>
-        <w:t xml:space="preserve"> а также устанавливаю зависимость для таска </w:t>
-      </w:r>
-      <w:proofErr w:type="spellStart"/>
+        <w:t xml:space="preserve">Здесь я прописываю логику обработки данного такса, регистрирую его а также устанавливаю зависимость для таска </w:t>
+      </w:r>
       <w:r>
         <w:rPr>
           <w:rFonts w:eastAsiaTheme="minorEastAsia" w:hint="eastAsia"/>
@@ -2147,33 +1935,8 @@
           <w:rFonts w:eastAsiaTheme="minorEastAsia"/>
           <w:lang w:eastAsia="ja-JP"/>
         </w:rPr>
-        <w:t>rocessResources</w:t>
-      </w:r>
-      <w:proofErr w:type="spellEnd"/>
-      <w:r>
-        <w:rPr>
-          <w:rFonts w:eastAsiaTheme="minorEastAsia"/>
-          <w:lang w:eastAsia="ja-JP"/>
-        </w:rPr>
-        <w:t xml:space="preserve">, чтобы мой </w:t>
-      </w:r>
-      <w:proofErr w:type="spellStart"/>
-      <w:r>
-        <w:rPr>
-          <w:rFonts w:eastAsiaTheme="minorEastAsia"/>
-          <w:lang w:eastAsia="ja-JP"/>
-        </w:rPr>
-        <w:t>таск</w:t>
-      </w:r>
-      <w:proofErr w:type="spellEnd"/>
-      <w:r>
-        <w:rPr>
-          <w:rFonts w:eastAsiaTheme="minorEastAsia"/>
-          <w:lang w:eastAsia="ja-JP"/>
-        </w:rPr>
-        <w:t xml:space="preserve"> вызывался каждый раз при запуске </w:t>
-      </w:r>
-      <w:proofErr w:type="spellStart"/>
+        <w:t xml:space="preserve">rocessResources, чтобы мой таск вызывался каждый раз при запуске </w:t>
+      </w:r>
       <w:r>
         <w:rPr>
           <w:rFonts w:eastAsiaTheme="minorEastAsia" w:hint="eastAsia"/>
@@ -2186,17 +1949,8 @@
           <w:rFonts w:eastAsiaTheme="minorEastAsia"/>
           <w:lang w:eastAsia="ja-JP"/>
         </w:rPr>
-        <w:t>uild</w:t>
-      </w:r>
-      <w:proofErr w:type="spellEnd"/>
-      <w:r>
-        <w:rPr>
-          <w:rFonts w:eastAsiaTheme="minorEastAsia"/>
-          <w:lang w:eastAsia="ja-JP"/>
-        </w:rPr>
-        <w:t xml:space="preserve"> или </w:t>
-      </w:r>
-      <w:proofErr w:type="spellStart"/>
+        <w:t xml:space="preserve">uild или </w:t>
+      </w:r>
       <w:r>
         <w:rPr>
           <w:rFonts w:eastAsiaTheme="minorEastAsia" w:hint="eastAsia"/>
@@ -2209,15 +1963,7 @@
           <w:rFonts w:eastAsiaTheme="minorEastAsia"/>
           <w:lang w:eastAsia="ja-JP"/>
         </w:rPr>
-        <w:t>un</w:t>
-      </w:r>
-      <w:proofErr w:type="spellEnd"/>
-      <w:r>
-        <w:rPr>
-          <w:rFonts w:eastAsiaTheme="minorEastAsia"/>
-          <w:lang w:eastAsia="ja-JP"/>
-        </w:rPr>
-        <w:t>, то есть файл с информацией о сборке проекта будет всегда актуальным</w:t>
+        <w:t>un, то есть файл с информацией о сборке проекта будет всегда актуальным</w:t>
       </w:r>
       <w:r>
         <w:rPr>
@@ -2248,25 +1994,8 @@
           <w:lang w:eastAsia="ja-JP"/>
         </w:rPr>
         <w:lastRenderedPageBreak/>
-        <w:t xml:space="preserve">Для выполнения дополнительного задания мной был создан </w:t>
-      </w:r>
-      <w:proofErr w:type="spellStart"/>
-      <w:r>
-        <w:rPr>
-          <w:rFonts w:eastAsiaTheme="minorEastAsia"/>
-          <w:lang w:eastAsia="ja-JP"/>
-        </w:rPr>
-        <w:t>подпроект</w:t>
-      </w:r>
-      <w:proofErr w:type="spellEnd"/>
-      <w:r>
-        <w:rPr>
-          <w:rFonts w:eastAsiaTheme="minorEastAsia"/>
-          <w:lang w:eastAsia="ja-JP"/>
-        </w:rPr>
-        <w:t xml:space="preserve"> </w:t>
-      </w:r>
-      <w:proofErr w:type="spellStart"/>
+        <w:t xml:space="preserve">Для выполнения дополнительного задания мной был создан подпроект </w:t>
+      </w:r>
       <w:r>
         <w:rPr>
           <w:rFonts w:eastAsiaTheme="minorEastAsia"/>
@@ -2274,7 +2003,6 @@
         </w:rPr>
         <w:t>string-utils</w:t>
       </w:r>
-      <w:proofErr w:type="spellEnd"/>
       <w:r>
         <w:rPr>
           <w:rFonts w:eastAsiaTheme="minorEastAsia"/>
@@ -2371,64 +2099,14 @@
           <w:rFonts w:eastAsiaTheme="minorEastAsia"/>
           <w:lang w:eastAsia="ja-JP"/>
         </w:rPr>
-        <w:t xml:space="preserve">ava таким образом, чтобы он импортировал функцию из модуля и использовал именно ее, то есть добавил </w:t>
-      </w:r>
-      <w:proofErr w:type="spellStart"/>
-      <w:r>
-        <w:rPr>
-          <w:rFonts w:eastAsiaTheme="minorEastAsia"/>
-          <w:lang w:eastAsia="ja-JP"/>
-        </w:rPr>
-        <w:t>слудующий</w:t>
-      </w:r>
-      <w:proofErr w:type="spellEnd"/>
-      <w:r>
-        <w:rPr>
-          <w:rFonts w:eastAsiaTheme="minorEastAsia"/>
-          <w:lang w:eastAsia="ja-JP"/>
-        </w:rPr>
-        <w:t xml:space="preserve"> импорт </w:t>
-      </w:r>
-      <w:proofErr w:type="spellStart"/>
-      <w:r>
-        <w:rPr>
-          <w:rFonts w:eastAsiaTheme="minorEastAsia"/>
-          <w:lang w:eastAsia="ja-JP"/>
-        </w:rPr>
-        <w:t>import</w:t>
-      </w:r>
-      <w:proofErr w:type="spellEnd"/>
-      <w:r>
-        <w:rPr>
-          <w:rFonts w:eastAsiaTheme="minorEastAsia"/>
-          <w:lang w:eastAsia="ja-JP"/>
-        </w:rPr>
-        <w:t xml:space="preserve"> </w:t>
-      </w:r>
-      <w:proofErr w:type="spellStart"/>
-      <w:r>
-        <w:rPr>
-          <w:rFonts w:eastAsiaTheme="minorEastAsia"/>
-          <w:lang w:eastAsia="ja-JP"/>
-        </w:rPr>
-        <w:t>org.</w:t>
-      </w:r>
-      <w:proofErr w:type="gramStart"/>
-      <w:r>
-        <w:rPr>
-          <w:rFonts w:eastAsiaTheme="minorEastAsia"/>
-          <w:lang w:eastAsia="ja-JP"/>
-        </w:rPr>
-        <w:t>example.StringProcessor</w:t>
-      </w:r>
-      <w:proofErr w:type="spellEnd"/>
-      <w:proofErr w:type="gramEnd"/>
-      <w:r>
-        <w:rPr>
-          <w:rFonts w:eastAsiaTheme="minorEastAsia"/>
-          <w:lang w:eastAsia="ja-JP"/>
-        </w:rPr>
-        <w:t>;</w:t>
+        <w:t xml:space="preserve">ava таким образом, чтобы он импортировал функцию из модуля и использовал именно ее, то есть добавил слудующий импорт </w:t>
+      </w:r>
+      <w:r>
+        <w:rPr>
+          <w:rFonts w:eastAsiaTheme="minorEastAsia"/>
+          <w:lang w:eastAsia="ja-JP"/>
+        </w:rPr>
+        <w:t>import org.example.StringProcessor;</w:t>
       </w:r>
       <w:r>
         <w:rPr>
@@ -2437,165 +2115,42 @@
         </w:rPr>
         <w:t xml:space="preserve"> А также заменил строку с созданием результата на следующую </w:t>
       </w:r>
-      <w:proofErr w:type="spellStart"/>
-      <w:r>
-        <w:rPr>
-          <w:rFonts w:eastAsiaTheme="minorEastAsia"/>
-          <w:lang w:eastAsia="ja-JP"/>
-        </w:rPr>
-        <w:t>String</w:t>
-      </w:r>
-      <w:proofErr w:type="spellEnd"/>
-      <w:r>
-        <w:rPr>
-          <w:rFonts w:eastAsiaTheme="minorEastAsia"/>
-          <w:lang w:eastAsia="ja-JP"/>
-        </w:rPr>
-        <w:t xml:space="preserve"> </w:t>
-      </w:r>
-      <w:proofErr w:type="spellStart"/>
-      <w:r>
-        <w:rPr>
-          <w:rFonts w:eastAsiaTheme="minorEastAsia"/>
-          <w:lang w:eastAsia="ja-JP"/>
-        </w:rPr>
-        <w:t>result</w:t>
-      </w:r>
-      <w:proofErr w:type="spellEnd"/>
-      <w:r>
-        <w:rPr>
-          <w:rFonts w:eastAsiaTheme="minorEastAsia"/>
-          <w:lang w:eastAsia="ja-JP"/>
-        </w:rPr>
-        <w:t xml:space="preserve"> = </w:t>
-      </w:r>
-      <w:proofErr w:type="spellStart"/>
-      <w:r>
-        <w:rPr>
-          <w:rFonts w:eastAsiaTheme="minorEastAsia"/>
-          <w:lang w:eastAsia="ja-JP"/>
-        </w:rPr>
-        <w:t>StringProcessor.reverse</w:t>
-      </w:r>
-      <w:proofErr w:type="spellEnd"/>
-      <w:r>
-        <w:rPr>
-          <w:rFonts w:eastAsiaTheme="minorEastAsia"/>
-          <w:lang w:eastAsia="ja-JP"/>
-        </w:rPr>
-        <w:t>(</w:t>
-      </w:r>
-      <w:proofErr w:type="spellStart"/>
-      <w:r>
-        <w:rPr>
-          <w:rFonts w:eastAsiaTheme="minorEastAsia"/>
-          <w:lang w:eastAsia="ja-JP"/>
-        </w:rPr>
-        <w:t>input</w:t>
-      </w:r>
-      <w:proofErr w:type="spellEnd"/>
-      <w:r>
-        <w:rPr>
-          <w:rFonts w:eastAsiaTheme="minorEastAsia"/>
-          <w:lang w:eastAsia="ja-JP"/>
-        </w:rPr>
-        <w:t>);</w:t>
-      </w:r>
-    </w:p>
-    <w:p>
-      <w:pPr>
-        <w:rPr>
-          <w:rFonts w:eastAsiaTheme="minorEastAsia"/>
-          <w:lang w:eastAsia="ja-JP"/>
-        </w:rPr>
-      </w:pPr>
-      <w:r>
-        <w:rPr>
-          <w:rFonts w:eastAsiaTheme="minorEastAsia"/>
-          <w:lang w:eastAsia="ja-JP"/>
-        </w:rPr>
-        <w:t xml:space="preserve">Чтобы проверить, что при сборке учитывается добавленный мною модуль, я запустил </w:t>
-      </w:r>
-      <w:proofErr w:type="gramStart"/>
-      <w:r>
-        <w:rPr>
-          <w:rFonts w:eastAsiaTheme="minorEastAsia"/>
-          <w:lang w:eastAsia="ja-JP"/>
-        </w:rPr>
-        <w:t xml:space="preserve">команду </w:t>
-      </w:r>
-      <w:r>
-        <w:rPr>
-          <w:rFonts w:eastAsiaTheme="minorEastAsia"/>
-          <w:lang w:eastAsia="ja-JP"/>
-        </w:rPr>
-        <w:t>.</w:t>
-      </w:r>
-      <w:proofErr w:type="gramEnd"/>
-      <w:r>
-        <w:rPr>
-          <w:rFonts w:eastAsiaTheme="minorEastAsia"/>
-          <w:lang w:eastAsia="ja-JP"/>
-        </w:rPr>
-        <w:t>/</w:t>
-      </w:r>
-      <w:proofErr w:type="spellStart"/>
-      <w:r>
-        <w:rPr>
-          <w:rFonts w:eastAsiaTheme="minorEastAsia"/>
-          <w:lang w:eastAsia="ja-JP"/>
-        </w:rPr>
-        <w:t>gradlew</w:t>
-      </w:r>
-      <w:proofErr w:type="spellEnd"/>
-      <w:r>
-        <w:rPr>
-          <w:rFonts w:eastAsiaTheme="minorEastAsia"/>
-          <w:lang w:eastAsia="ja-JP"/>
-        </w:rPr>
-        <w:t xml:space="preserve"> </w:t>
-      </w:r>
-      <w:proofErr w:type="spellStart"/>
-      <w:r>
-        <w:rPr>
-          <w:rFonts w:eastAsiaTheme="minorEastAsia"/>
-          <w:lang w:eastAsia="ja-JP"/>
-        </w:rPr>
-        <w:t>build</w:t>
-      </w:r>
-      <w:proofErr w:type="spellEnd"/>
-      <w:r>
-        <w:rPr>
-          <w:rFonts w:eastAsiaTheme="minorEastAsia"/>
-          <w:lang w:eastAsia="ja-JP"/>
-        </w:rPr>
-        <w:t xml:space="preserve"> --</w:t>
-      </w:r>
-      <w:proofErr w:type="spellStart"/>
-      <w:r>
-        <w:rPr>
-          <w:rFonts w:eastAsiaTheme="minorEastAsia"/>
-          <w:lang w:eastAsia="ja-JP"/>
-        </w:rPr>
-        <w:t>dry-run</w:t>
-      </w:r>
-      <w:proofErr w:type="spellEnd"/>
-      <w:r>
-        <w:rPr>
-          <w:rFonts w:eastAsiaTheme="minorEastAsia"/>
-          <w:lang w:eastAsia="ja-JP"/>
-        </w:rPr>
-        <w:t xml:space="preserve"> которая вывела мне </w:t>
-      </w:r>
-      <w:proofErr w:type="spellStart"/>
-      <w:r>
-        <w:rPr>
-          <w:rFonts w:eastAsiaTheme="minorEastAsia"/>
-          <w:lang w:eastAsia="ja-JP"/>
-        </w:rPr>
-        <w:t>слудующее</w:t>
-      </w:r>
-      <w:proofErr w:type="spellEnd"/>
+      <w:r>
+        <w:rPr>
+          <w:rFonts w:eastAsiaTheme="minorEastAsia"/>
+          <w:lang w:eastAsia="ja-JP"/>
+        </w:rPr>
+        <w:t>String result = StringProcessor.reverse(input);</w:t>
+      </w:r>
+    </w:p>
+    <w:p>
+      <w:pPr>
+        <w:rPr>
+          <w:rFonts w:eastAsiaTheme="minorEastAsia"/>
+          <w:lang w:eastAsia="ja-JP"/>
+        </w:rPr>
+      </w:pPr>
+      <w:r>
+        <w:rPr>
+          <w:rFonts w:eastAsiaTheme="minorEastAsia"/>
+          <w:lang w:eastAsia="ja-JP"/>
+        </w:rPr>
+        <w:t xml:space="preserve">Чтобы проверить, что при сборке учитывается добавленный мною модуль, я запустил команду </w:t>
+      </w:r>
+      <w:r>
+        <w:rPr>
+          <w:rFonts w:eastAsiaTheme="minorEastAsia"/>
+          <w:lang w:eastAsia="ja-JP"/>
+        </w:rPr>
+        <w:t>./gradlew build --dry-run</w:t>
+      </w:r>
+      <w:r>
+        <w:rPr>
+          <w:rFonts w:eastAsiaTheme="minorEastAsia"/>
+          <w:lang w:eastAsia="ja-JP"/>
+        </w:rPr>
+        <w:t xml:space="preserve"> которая вывела мне слудующее</w:t>
+      </w:r>
     </w:p>
     <w:p>
       <w:pPr>
@@ -2688,25 +2243,8 @@
           <w:rFonts w:eastAsiaTheme="minorEastAsia"/>
           <w:lang w:eastAsia="ja-JP"/>
         </w:rPr>
-        <w:t xml:space="preserve">И последнее задание – сделать так, чтобы </w:t>
-      </w:r>
-      <w:proofErr w:type="spellStart"/>
-      <w:r>
-        <w:rPr>
-          <w:rFonts w:eastAsiaTheme="minorEastAsia"/>
-          <w:lang w:eastAsia="ja-JP"/>
-        </w:rPr>
-        <w:t>таск</w:t>
-      </w:r>
-      <w:proofErr w:type="spellEnd"/>
-      <w:r>
-        <w:rPr>
-          <w:rFonts w:eastAsiaTheme="minorEastAsia"/>
-          <w:lang w:eastAsia="ja-JP"/>
-        </w:rPr>
-        <w:t xml:space="preserve"> с созданием паспорта проекта выводил данные о последнем коммите. Для этого я прописываю в терминале </w:t>
-      </w:r>
-      <w:proofErr w:type="spellStart"/>
+        <w:t xml:space="preserve">И последнее задание – сделать так, чтобы таск с созданием паспорта проекта выводил данные о последнем коммите. Для этого я прописываю в терминале </w:t>
+      </w:r>
       <w:r>
         <w:rPr>
           <w:rFonts w:eastAsiaTheme="minorEastAsia" w:hint="eastAsia"/>
@@ -2719,33 +2257,8 @@
           <w:rFonts w:eastAsiaTheme="minorEastAsia"/>
           <w:lang w:eastAsia="ja-JP"/>
         </w:rPr>
-        <w:t>it</w:t>
-      </w:r>
-      <w:proofErr w:type="spellEnd"/>
-      <w:r>
-        <w:rPr>
-          <w:rFonts w:eastAsiaTheme="minorEastAsia"/>
-          <w:lang w:eastAsia="ja-JP"/>
-        </w:rPr>
-        <w:t xml:space="preserve"> </w:t>
-      </w:r>
-      <w:proofErr w:type="spellStart"/>
-      <w:r>
-        <w:rPr>
-          <w:rFonts w:eastAsiaTheme="minorEastAsia"/>
-          <w:lang w:eastAsia="ja-JP"/>
-        </w:rPr>
-        <w:t>init</w:t>
-      </w:r>
-      <w:proofErr w:type="spellEnd"/>
-      <w:r>
-        <w:rPr>
-          <w:rFonts w:eastAsiaTheme="minorEastAsia"/>
-          <w:lang w:eastAsia="ja-JP"/>
-        </w:rPr>
-        <w:t xml:space="preserve">, после чего </w:t>
-      </w:r>
-      <w:proofErr w:type="spellStart"/>
+        <w:t xml:space="preserve">it init, после чего </w:t>
+      </w:r>
       <w:r>
         <w:rPr>
           <w:rFonts w:eastAsiaTheme="minorEastAsia" w:hint="eastAsia"/>
@@ -2758,40 +2271,7 @@
           <w:rFonts w:eastAsiaTheme="minorEastAsia"/>
           <w:lang w:eastAsia="ja-JP"/>
         </w:rPr>
-        <w:t>it</w:t>
-      </w:r>
-      <w:proofErr w:type="spellEnd"/>
-      <w:r>
-        <w:rPr>
-          <w:rFonts w:eastAsiaTheme="minorEastAsia"/>
-          <w:lang w:eastAsia="ja-JP"/>
-        </w:rPr>
-        <w:t xml:space="preserve"> </w:t>
-      </w:r>
-      <w:proofErr w:type="spellStart"/>
-      <w:proofErr w:type="gramStart"/>
-      <w:r>
-        <w:rPr>
-          <w:rFonts w:eastAsiaTheme="minorEastAsia"/>
-          <w:lang w:eastAsia="ja-JP"/>
-        </w:rPr>
-        <w:t>add</w:t>
-      </w:r>
-      <w:proofErr w:type="spellEnd"/>
-      <w:r>
-        <w:rPr>
-          <w:rFonts w:eastAsiaTheme="minorEastAsia"/>
-          <w:lang w:eastAsia="ja-JP"/>
-        </w:rPr>
-        <w:t xml:space="preserve"> .</w:t>
-      </w:r>
-      <w:proofErr w:type="gramEnd"/>
-      <w:r>
-        <w:rPr>
-          <w:rFonts w:eastAsiaTheme="minorEastAsia"/>
-          <w:lang w:eastAsia="ja-JP"/>
-        </w:rPr>
-        <w:t xml:space="preserve"> и затем делаю коммит. Следующим шагом необходимо поменять логику таска следующим образом</w:t>
+        <w:t>it add . и затем делаю коммит. Следующим шагом необходимо поменять логику таска следующим образом</w:t>
       </w:r>
     </w:p>
     <w:p>
@@ -2879,25 +2359,8 @@
           <w:lang w:eastAsia="ja-JP"/>
         </w:rPr>
         <w:lastRenderedPageBreak/>
-        <w:t xml:space="preserve">Теперь при выполнении этого таска будет вычисляться номер сборки как значение предыдущей сборки + 1, а </w:t>
-      </w:r>
-      <w:proofErr w:type="spellStart"/>
-      <w:r>
-        <w:rPr>
-          <w:rFonts w:eastAsiaTheme="minorEastAsia"/>
-          <w:lang w:eastAsia="ja-JP"/>
-        </w:rPr>
-        <w:t>хеш</w:t>
-      </w:r>
-      <w:proofErr w:type="spellEnd"/>
-      <w:r>
-        <w:rPr>
-          <w:rFonts w:eastAsiaTheme="minorEastAsia"/>
-          <w:lang w:eastAsia="ja-JP"/>
-        </w:rPr>
-        <w:t xml:space="preserve"> коммита будет вычисляться с помощью выполнения команды </w:t>
-      </w:r>
-      <w:proofErr w:type="spellStart"/>
+        <w:t xml:space="preserve">Теперь при выполнении этого таска будет вычисляться номер сборки как значение предыдущей сборки + 1, а хеш коммита будет вычисляться с помощью выполнения команды </w:t>
+      </w:r>
       <w:r>
         <w:rPr>
           <w:rFonts w:eastAsiaTheme="minorEastAsia" w:hint="eastAsia"/>
@@ -2910,47 +2373,7 @@
           <w:rFonts w:eastAsiaTheme="minorEastAsia"/>
           <w:lang w:eastAsia="ja-JP"/>
         </w:rPr>
-        <w:t>it</w:t>
-      </w:r>
-      <w:proofErr w:type="spellEnd"/>
-      <w:r>
-        <w:rPr>
-          <w:rFonts w:eastAsiaTheme="minorEastAsia"/>
-          <w:lang w:eastAsia="ja-JP"/>
-        </w:rPr>
-        <w:t xml:space="preserve"> </w:t>
-      </w:r>
-      <w:proofErr w:type="spellStart"/>
-      <w:r>
-        <w:rPr>
-          <w:rFonts w:eastAsiaTheme="minorEastAsia"/>
-          <w:lang w:eastAsia="ja-JP"/>
-        </w:rPr>
-        <w:t>rev-parse</w:t>
-      </w:r>
-      <w:proofErr w:type="spellEnd"/>
-      <w:r>
-        <w:rPr>
-          <w:rFonts w:eastAsiaTheme="minorEastAsia"/>
-          <w:lang w:eastAsia="ja-JP"/>
-        </w:rPr>
-        <w:t xml:space="preserve"> –</w:t>
-      </w:r>
-      <w:proofErr w:type="spellStart"/>
-      <w:r>
-        <w:rPr>
-          <w:rFonts w:eastAsiaTheme="minorEastAsia"/>
-          <w:lang w:eastAsia="ja-JP"/>
-        </w:rPr>
-        <w:t>short</w:t>
-      </w:r>
-      <w:proofErr w:type="spellEnd"/>
-      <w:r>
-        <w:rPr>
-          <w:rFonts w:eastAsiaTheme="minorEastAsia"/>
-          <w:lang w:eastAsia="ja-JP"/>
-        </w:rPr>
-        <w:t xml:space="preserve"> HEAD</w:t>
+        <w:t>it rev-parse –short HEAD</w:t>
       </w:r>
       <w:r>
         <w:rPr>
@@ -3060,11 +2483,9 @@
       <w:r>
         <w:t xml:space="preserve"> </w:t>
       </w:r>
-      <w:proofErr w:type="spellStart"/>
       <w:r>
         <w:t>Gradle</w:t>
       </w:r>
-      <w:proofErr w:type="spellEnd"/>
       <w:r>
         <w:rPr>
           <w:rFonts w:eastAsiaTheme="minorEastAsia"/>
@@ -3113,15 +2534,7 @@
           <w:szCs w:val="28"/>
           <w:lang w:eastAsia="ja-JP"/>
         </w:rPr>
-        <w:t>https://github.com/BestStarProggramer/IT-P/tree/main/lab</w:t>
-      </w:r>
-      <w:r>
-        <w:rPr>
-          <w:rFonts w:eastAsiaTheme="minorEastAsia"/>
-          <w:szCs w:val="28"/>
-          <w:lang w:eastAsia="ja-JP"/>
-        </w:rPr>
-        <w:t>2</w:t>
+        <w:t>https://github.com/BestStarProggramer/IT_P2</w:t>
       </w:r>
     </w:p>
     <w:sectPr>

--- a/laba2/CтарковДмитрийКонстантинович_БПИ2401_№2.docx
+++ b/laba2/CтарковДмитрийКонстантинович_БПИ2401_№2.docx
@@ -526,13 +526,31 @@
           <w:lang w:eastAsia="en-US"/>
         </w:rPr>
       </w:pPr>
+      <w:proofErr w:type="spellStart"/>
       <w:r>
         <w:rPr>
           <w:szCs w:val="28"/>
           <w:lang w:eastAsia="en-US"/>
         </w:rPr>
-        <w:t>Харрасов Камиль Раисович</w:t>
-      </w:r>
+        <w:t>Харрасов</w:t>
+      </w:r>
+      <w:proofErr w:type="spellEnd"/>
+      <w:r>
+        <w:rPr>
+          <w:szCs w:val="28"/>
+          <w:lang w:eastAsia="en-US"/>
+        </w:rPr>
+        <w:t xml:space="preserve"> Камиль </w:t>
+      </w:r>
+      <w:proofErr w:type="spellStart"/>
+      <w:r>
+        <w:rPr>
+          <w:szCs w:val="28"/>
+          <w:lang w:eastAsia="en-US"/>
+        </w:rPr>
+        <w:t>Раисович</w:t>
+      </w:r>
+      <w:proofErr w:type="spellEnd"/>
     </w:p>
     <w:p>
       <w:pPr>
@@ -1401,8 +1419,17 @@
           <w:rFonts w:eastAsiaTheme="minorEastAsia"/>
           <w:lang w:eastAsia="ja-JP"/>
         </w:rPr>
-        <w:t>После этого мой проект стало возможно запускать командой run</w:t>
-      </w:r>
+        <w:t xml:space="preserve">После этого мой проект стало возможно запускать командой </w:t>
+      </w:r>
+      <w:proofErr w:type="spellStart"/>
+      <w:r>
+        <w:rPr>
+          <w:rFonts w:eastAsiaTheme="minorEastAsia"/>
+          <w:lang w:eastAsia="ja-JP"/>
+        </w:rPr>
+        <w:t>run</w:t>
+      </w:r>
+      <w:proofErr w:type="spellEnd"/>
       <w:r>
         <w:rPr>
           <w:rFonts w:eastAsiaTheme="minorEastAsia"/>
@@ -1433,20 +1460,62 @@
         </w:rPr>
         <w:t xml:space="preserve">Далее необходимо было установить 3 зависимости, а именно </w:t>
       </w:r>
-      <w:r>
-        <w:rPr>
-          <w:rFonts w:eastAsiaTheme="minorEastAsia"/>
-          <w:lang w:eastAsia="ja-JP"/>
-        </w:rPr>
-        <w:t>Apache Commons Lang</w:t>
-      </w:r>
-      <w:r>
-        <w:rPr>
-          <w:rFonts w:eastAsiaTheme="minorEastAsia"/>
-          <w:lang w:eastAsia="ja-JP"/>
-        </w:rPr>
-        <w:t xml:space="preserve">3 а также логер и обертку для него. Сделал я это в разделе </w:t>
-      </w:r>
+      <w:proofErr w:type="gramStart"/>
+      <w:r>
+        <w:rPr>
+          <w:rFonts w:eastAsiaTheme="minorEastAsia"/>
+          <w:lang w:eastAsia="ja-JP"/>
+        </w:rPr>
+        <w:t xml:space="preserve">Apache </w:t>
+      </w:r>
+      <w:proofErr w:type="spellStart"/>
+      <w:r>
+        <w:rPr>
+          <w:rFonts w:eastAsiaTheme="minorEastAsia"/>
+          <w:lang w:eastAsia="ja-JP"/>
+        </w:rPr>
+        <w:t>Commons</w:t>
+      </w:r>
+      <w:proofErr w:type="spellEnd"/>
+      <w:r>
+        <w:rPr>
+          <w:rFonts w:eastAsiaTheme="minorEastAsia"/>
+          <w:lang w:eastAsia="ja-JP"/>
+        </w:rPr>
+        <w:t xml:space="preserve"> Lang</w:t>
+      </w:r>
+      <w:r>
+        <w:rPr>
+          <w:rFonts w:eastAsiaTheme="minorEastAsia"/>
+          <w:lang w:eastAsia="ja-JP"/>
+        </w:rPr>
+        <w:t xml:space="preserve">3 </w:t>
+      </w:r>
+      <w:proofErr w:type="gramEnd"/>
+      <w:r>
+        <w:rPr>
+          <w:rFonts w:eastAsiaTheme="minorEastAsia"/>
+          <w:lang w:eastAsia="ja-JP"/>
+        </w:rPr>
+        <w:t xml:space="preserve">а также </w:t>
+      </w:r>
+      <w:proofErr w:type="spellStart"/>
+      <w:r>
+        <w:rPr>
+          <w:rFonts w:eastAsiaTheme="minorEastAsia"/>
+          <w:lang w:eastAsia="ja-JP"/>
+        </w:rPr>
+        <w:t>логер</w:t>
+      </w:r>
+      <w:proofErr w:type="spellEnd"/>
+      <w:r>
+        <w:rPr>
+          <w:rFonts w:eastAsiaTheme="minorEastAsia"/>
+          <w:lang w:eastAsia="ja-JP"/>
+        </w:rPr>
+        <w:t xml:space="preserve"> и обертку для него. Сделал я это в разделе </w:t>
+      </w:r>
+      <w:proofErr w:type="spellStart"/>
       <w:r>
         <w:rPr>
           <w:rFonts w:eastAsiaTheme="minorEastAsia" w:hint="eastAsia"/>
@@ -1461,6 +1530,7 @@
         </w:rPr>
         <w:t>ependencies</w:t>
       </w:r>
+      <w:proofErr w:type="spellEnd"/>
       <w:r>
         <w:rPr>
           <w:noProof/>
@@ -1515,7 +1585,23 @@
           <w:lang w:eastAsia="ja-JP"/>
         </w:rPr>
         <w:lastRenderedPageBreak/>
-        <w:t>Следующим заданием было имплементировать логер в мой код, для этого я воспользовался уже знакомыми командами и теперь моя программа выглядит следующим образом</w:t>
+        <w:t xml:space="preserve">Следующим заданием было имплементировать </w:t>
+      </w:r>
+      <w:proofErr w:type="spellStart"/>
+      <w:r>
+        <w:rPr>
+          <w:rFonts w:eastAsiaTheme="minorEastAsia"/>
+          <w:lang w:eastAsia="ja-JP"/>
+        </w:rPr>
+        <w:t>логер</w:t>
+      </w:r>
+      <w:proofErr w:type="spellEnd"/>
+      <w:r>
+        <w:rPr>
+          <w:rFonts w:eastAsiaTheme="minorEastAsia"/>
+          <w:lang w:eastAsia="ja-JP"/>
+        </w:rPr>
+        <w:t xml:space="preserve"> в мой код, для этого я воспользовался уже знакомыми командами и теперь моя программа выглядит следующим образом</w:t>
       </w:r>
     </w:p>
     <w:p>
@@ -1641,6 +1727,7 @@
         </w:rPr>
         <w:t xml:space="preserve"> добавить плагин для создания </w:t>
       </w:r>
+      <w:proofErr w:type="spellStart"/>
       <w:r>
         <w:rPr>
           <w:rFonts w:eastAsiaTheme="minorEastAsia" w:hint="eastAsia"/>
@@ -1653,7 +1740,15 @@
           <w:rFonts w:eastAsiaTheme="minorEastAsia"/>
           <w:lang w:eastAsia="ja-JP"/>
         </w:rPr>
-        <w:t>at JAR файлов, содержащих все необходимые для запуска проекта зависимости. Для этого мне пришлось установить более актуальную версию плагина, нежели представленную в методическом пособии по выполнению данной лабораторной работы. И после добавления следующего фрагмента кода</w:t>
+        <w:t>at</w:t>
+      </w:r>
+      <w:proofErr w:type="spellEnd"/>
+      <w:r>
+        <w:rPr>
+          <w:rFonts w:eastAsiaTheme="minorEastAsia"/>
+          <w:lang w:eastAsia="ja-JP"/>
+        </w:rPr>
+        <w:t xml:space="preserve"> JAR файлов, содержащих все необходимые для запуска проекта зависимости. Для этого мне пришлось установить более актуальную версию плагина, нежели представленную в методическом пособии по выполнению данной лабораторной работы. И после добавления следующего фрагмента кода</w:t>
       </w:r>
     </w:p>
     <w:p>
@@ -1716,8 +1811,17 @@
           <w:rFonts w:eastAsiaTheme="minorEastAsia"/>
           <w:lang w:eastAsia="ja-JP"/>
         </w:rPr>
-        <w:t>При написании команды .</w:t>
-      </w:r>
+        <w:t xml:space="preserve">При написании </w:t>
+      </w:r>
+      <w:proofErr w:type="gramStart"/>
+      <w:r>
+        <w:rPr>
+          <w:rFonts w:eastAsiaTheme="minorEastAsia"/>
+          <w:lang w:eastAsia="ja-JP"/>
+        </w:rPr>
+        <w:t>команды .</w:t>
+      </w:r>
+      <w:proofErr w:type="gramEnd"/>
       <w:r>
         <w:rPr>
           <w:rFonts w:eastAsiaTheme="minorEastAsia" w:hint="eastAsia"/>
@@ -1725,12 +1829,37 @@
         </w:rPr>
         <w:t>/</w:t>
       </w:r>
-      <w:r>
-        <w:rPr>
-          <w:rFonts w:eastAsiaTheme="minorEastAsia"/>
-          <w:lang w:eastAsia="ja-JP"/>
-        </w:rPr>
-        <w:t xml:space="preserve">gradlew shadowJar у меня создался файл </w:t>
+      <w:proofErr w:type="spellStart"/>
+      <w:r>
+        <w:rPr>
+          <w:rFonts w:eastAsiaTheme="minorEastAsia"/>
+          <w:lang w:eastAsia="ja-JP"/>
+        </w:rPr>
+        <w:t>gradlew</w:t>
+      </w:r>
+      <w:proofErr w:type="spellEnd"/>
+      <w:r>
+        <w:rPr>
+          <w:rFonts w:eastAsiaTheme="minorEastAsia"/>
+          <w:lang w:eastAsia="ja-JP"/>
+        </w:rPr>
+        <w:t xml:space="preserve"> </w:t>
+      </w:r>
+      <w:proofErr w:type="spellStart"/>
+      <w:r>
+        <w:rPr>
+          <w:rFonts w:eastAsiaTheme="minorEastAsia"/>
+          <w:lang w:eastAsia="ja-JP"/>
+        </w:rPr>
+        <w:t>shadowJar</w:t>
+      </w:r>
+      <w:proofErr w:type="spellEnd"/>
+      <w:r>
+        <w:rPr>
+          <w:rFonts w:eastAsiaTheme="minorEastAsia"/>
+          <w:lang w:eastAsia="ja-JP"/>
+        </w:rPr>
+        <w:t xml:space="preserve"> у меня создался файл </w:t>
       </w:r>
       <w:r>
         <w:rPr>
@@ -1746,12 +1875,69 @@
         </w:rPr>
         <w:t xml:space="preserve">, в котором лежит вся необходимая информация для запуска проекта. И поэтому при выполнении </w:t>
       </w:r>
-      <w:r>
-        <w:rPr>
-          <w:rFonts w:eastAsiaTheme="minorEastAsia"/>
-          <w:lang w:eastAsia="ja-JP"/>
-        </w:rPr>
-        <w:t>java -jar build/libs/untitled-1.0-SNAPSHOT-all.jar</w:t>
+      <w:proofErr w:type="spellStart"/>
+      <w:r>
+        <w:rPr>
+          <w:rFonts w:eastAsiaTheme="minorEastAsia"/>
+          <w:lang w:eastAsia="ja-JP"/>
+        </w:rPr>
+        <w:t>java</w:t>
+      </w:r>
+      <w:proofErr w:type="spellEnd"/>
+      <w:r>
+        <w:rPr>
+          <w:rFonts w:eastAsiaTheme="minorEastAsia"/>
+          <w:lang w:eastAsia="ja-JP"/>
+        </w:rPr>
+        <w:t xml:space="preserve"> -</w:t>
+      </w:r>
+      <w:proofErr w:type="spellStart"/>
+      <w:r>
+        <w:rPr>
+          <w:rFonts w:eastAsiaTheme="minorEastAsia"/>
+          <w:lang w:eastAsia="ja-JP"/>
+        </w:rPr>
+        <w:t>jar</w:t>
+      </w:r>
+      <w:proofErr w:type="spellEnd"/>
+      <w:r>
+        <w:rPr>
+          <w:rFonts w:eastAsiaTheme="minorEastAsia"/>
+          <w:lang w:eastAsia="ja-JP"/>
+        </w:rPr>
+        <w:t xml:space="preserve"> </w:t>
+      </w:r>
+      <w:proofErr w:type="spellStart"/>
+      <w:r>
+        <w:rPr>
+          <w:rFonts w:eastAsiaTheme="minorEastAsia"/>
+          <w:lang w:eastAsia="ja-JP"/>
+        </w:rPr>
+        <w:t>build</w:t>
+      </w:r>
+      <w:proofErr w:type="spellEnd"/>
+      <w:r>
+        <w:rPr>
+          <w:rFonts w:eastAsiaTheme="minorEastAsia"/>
+          <w:lang w:eastAsia="ja-JP"/>
+        </w:rPr>
+        <w:t>/</w:t>
+      </w:r>
+      <w:proofErr w:type="spellStart"/>
+      <w:r>
+        <w:rPr>
+          <w:rFonts w:eastAsiaTheme="minorEastAsia"/>
+          <w:lang w:eastAsia="ja-JP"/>
+        </w:rPr>
+        <w:t>libs</w:t>
+      </w:r>
+      <w:proofErr w:type="spellEnd"/>
+      <w:r>
+        <w:rPr>
+          <w:rFonts w:eastAsiaTheme="minorEastAsia"/>
+          <w:lang w:eastAsia="ja-JP"/>
+        </w:rPr>
+        <w:t>/untitled-1.0-SNAPSHOT-all.jar</w:t>
       </w:r>
       <w:r>
         <w:rPr>
@@ -1767,6 +1953,7 @@
         </w:rPr>
         <w:t xml:space="preserve">моя программа успешно запускается даже без </w:t>
       </w:r>
+      <w:proofErr w:type="spellStart"/>
       <w:r>
         <w:rPr>
           <w:rFonts w:eastAsiaTheme="minorEastAsia" w:hint="eastAsia"/>
@@ -1779,7 +1966,15 @@
           <w:rFonts w:eastAsiaTheme="minorEastAsia"/>
           <w:lang w:eastAsia="ja-JP"/>
         </w:rPr>
-        <w:t>radle. Ниже представлен вывод в консоль</w:t>
+        <w:t>radle</w:t>
+      </w:r>
+      <w:proofErr w:type="spellEnd"/>
+      <w:r>
+        <w:rPr>
+          <w:rFonts w:eastAsiaTheme="minorEastAsia"/>
+          <w:lang w:eastAsia="ja-JP"/>
+        </w:rPr>
+        <w:t>. Ниже представлен вывод в консоль</w:t>
       </w:r>
     </w:p>
     <w:p>
@@ -1921,8 +2116,25 @@
           <w:rFonts w:eastAsiaTheme="minorEastAsia"/>
           <w:lang w:eastAsia="ja-JP"/>
         </w:rPr>
-        <w:t xml:space="preserve">Здесь я прописываю логику обработки данного такса, регистрирую его а также устанавливаю зависимость для таска </w:t>
-      </w:r>
+        <w:t xml:space="preserve">Здесь я прописываю логику обработки данного такса, регистрирую </w:t>
+      </w:r>
+      <w:proofErr w:type="gramStart"/>
+      <w:r>
+        <w:rPr>
+          <w:rFonts w:eastAsiaTheme="minorEastAsia"/>
+          <w:lang w:eastAsia="ja-JP"/>
+        </w:rPr>
+        <w:t>его</w:t>
+      </w:r>
+      <w:proofErr w:type="gramEnd"/>
+      <w:r>
+        <w:rPr>
+          <w:rFonts w:eastAsiaTheme="minorEastAsia"/>
+          <w:lang w:eastAsia="ja-JP"/>
+        </w:rPr>
+        <w:t xml:space="preserve"> а также устанавливаю зависимость для таска </w:t>
+      </w:r>
+      <w:proofErr w:type="spellStart"/>
       <w:r>
         <w:rPr>
           <w:rFonts w:eastAsiaTheme="minorEastAsia" w:hint="eastAsia"/>
@@ -1935,8 +2147,33 @@
           <w:rFonts w:eastAsiaTheme="minorEastAsia"/>
           <w:lang w:eastAsia="ja-JP"/>
         </w:rPr>
-        <w:t xml:space="preserve">rocessResources, чтобы мой таск вызывался каждый раз при запуске </w:t>
-      </w:r>
+        <w:t>rocessResources</w:t>
+      </w:r>
+      <w:proofErr w:type="spellEnd"/>
+      <w:r>
+        <w:rPr>
+          <w:rFonts w:eastAsiaTheme="minorEastAsia"/>
+          <w:lang w:eastAsia="ja-JP"/>
+        </w:rPr>
+        <w:t xml:space="preserve">, чтобы мой </w:t>
+      </w:r>
+      <w:proofErr w:type="spellStart"/>
+      <w:r>
+        <w:rPr>
+          <w:rFonts w:eastAsiaTheme="minorEastAsia"/>
+          <w:lang w:eastAsia="ja-JP"/>
+        </w:rPr>
+        <w:t>таск</w:t>
+      </w:r>
+      <w:proofErr w:type="spellEnd"/>
+      <w:r>
+        <w:rPr>
+          <w:rFonts w:eastAsiaTheme="minorEastAsia"/>
+          <w:lang w:eastAsia="ja-JP"/>
+        </w:rPr>
+        <w:t xml:space="preserve"> вызывался каждый раз при запуске </w:t>
+      </w:r>
+      <w:proofErr w:type="spellStart"/>
       <w:r>
         <w:rPr>
           <w:rFonts w:eastAsiaTheme="minorEastAsia" w:hint="eastAsia"/>
@@ -1949,8 +2186,17 @@
           <w:rFonts w:eastAsiaTheme="minorEastAsia"/>
           <w:lang w:eastAsia="ja-JP"/>
         </w:rPr>
-        <w:t xml:space="preserve">uild или </w:t>
-      </w:r>
+        <w:t>uild</w:t>
+      </w:r>
+      <w:proofErr w:type="spellEnd"/>
+      <w:r>
+        <w:rPr>
+          <w:rFonts w:eastAsiaTheme="minorEastAsia"/>
+          <w:lang w:eastAsia="ja-JP"/>
+        </w:rPr>
+        <w:t xml:space="preserve"> или </w:t>
+      </w:r>
+      <w:proofErr w:type="spellStart"/>
       <w:r>
         <w:rPr>
           <w:rFonts w:eastAsiaTheme="minorEastAsia" w:hint="eastAsia"/>
@@ -1963,7 +2209,15 @@
           <w:rFonts w:eastAsiaTheme="minorEastAsia"/>
           <w:lang w:eastAsia="ja-JP"/>
         </w:rPr>
-        <w:t>un, то есть файл с информацией о сборке проекта будет всегда актуальным</w:t>
+        <w:t>un</w:t>
+      </w:r>
+      <w:proofErr w:type="spellEnd"/>
+      <w:r>
+        <w:rPr>
+          <w:rFonts w:eastAsiaTheme="minorEastAsia"/>
+          <w:lang w:eastAsia="ja-JP"/>
+        </w:rPr>
+        <w:t>, то есть файл с информацией о сборке проекта будет всегда актуальным</w:t>
       </w:r>
       <w:r>
         <w:rPr>
@@ -1994,8 +2248,25 @@
           <w:lang w:eastAsia="ja-JP"/>
         </w:rPr>
         <w:lastRenderedPageBreak/>
-        <w:t xml:space="preserve">Для выполнения дополнительного задания мной был создан подпроект </w:t>
-      </w:r>
+        <w:t xml:space="preserve">Для выполнения дополнительного задания мной был создан </w:t>
+      </w:r>
+      <w:proofErr w:type="spellStart"/>
+      <w:r>
+        <w:rPr>
+          <w:rFonts w:eastAsiaTheme="minorEastAsia"/>
+          <w:lang w:eastAsia="ja-JP"/>
+        </w:rPr>
+        <w:t>подпроект</w:t>
+      </w:r>
+      <w:proofErr w:type="spellEnd"/>
+      <w:r>
+        <w:rPr>
+          <w:rFonts w:eastAsiaTheme="minorEastAsia"/>
+          <w:lang w:eastAsia="ja-JP"/>
+        </w:rPr>
+        <w:t xml:space="preserve"> </w:t>
+      </w:r>
+      <w:proofErr w:type="spellStart"/>
       <w:r>
         <w:rPr>
           <w:rFonts w:eastAsiaTheme="minorEastAsia"/>
@@ -2003,6 +2274,7 @@
         </w:rPr>
         <w:t>string-utils</w:t>
       </w:r>
+      <w:proofErr w:type="spellEnd"/>
       <w:r>
         <w:rPr>
           <w:rFonts w:eastAsiaTheme="minorEastAsia"/>
@@ -2099,14 +2371,64 @@
           <w:rFonts w:eastAsiaTheme="minorEastAsia"/>
           <w:lang w:eastAsia="ja-JP"/>
         </w:rPr>
-        <w:t xml:space="preserve">ava таким образом, чтобы он импортировал функцию из модуля и использовал именно ее, то есть добавил слудующий импорт </w:t>
-      </w:r>
-      <w:r>
-        <w:rPr>
-          <w:rFonts w:eastAsiaTheme="minorEastAsia"/>
-          <w:lang w:eastAsia="ja-JP"/>
-        </w:rPr>
-        <w:t>import org.example.StringProcessor;</w:t>
+        <w:t xml:space="preserve">ava таким образом, чтобы он импортировал функцию из модуля и использовал именно ее, то есть добавил </w:t>
+      </w:r>
+      <w:proofErr w:type="spellStart"/>
+      <w:r>
+        <w:rPr>
+          <w:rFonts w:eastAsiaTheme="minorEastAsia"/>
+          <w:lang w:eastAsia="ja-JP"/>
+        </w:rPr>
+        <w:t>слудующий</w:t>
+      </w:r>
+      <w:proofErr w:type="spellEnd"/>
+      <w:r>
+        <w:rPr>
+          <w:rFonts w:eastAsiaTheme="minorEastAsia"/>
+          <w:lang w:eastAsia="ja-JP"/>
+        </w:rPr>
+        <w:t xml:space="preserve"> импорт </w:t>
+      </w:r>
+      <w:proofErr w:type="spellStart"/>
+      <w:r>
+        <w:rPr>
+          <w:rFonts w:eastAsiaTheme="minorEastAsia"/>
+          <w:lang w:eastAsia="ja-JP"/>
+        </w:rPr>
+        <w:t>import</w:t>
+      </w:r>
+      <w:proofErr w:type="spellEnd"/>
+      <w:r>
+        <w:rPr>
+          <w:rFonts w:eastAsiaTheme="minorEastAsia"/>
+          <w:lang w:eastAsia="ja-JP"/>
+        </w:rPr>
+        <w:t xml:space="preserve"> </w:t>
+      </w:r>
+      <w:proofErr w:type="spellStart"/>
+      <w:r>
+        <w:rPr>
+          <w:rFonts w:eastAsiaTheme="minorEastAsia"/>
+          <w:lang w:eastAsia="ja-JP"/>
+        </w:rPr>
+        <w:t>org.</w:t>
+      </w:r>
+      <w:proofErr w:type="gramStart"/>
+      <w:r>
+        <w:rPr>
+          <w:rFonts w:eastAsiaTheme="minorEastAsia"/>
+          <w:lang w:eastAsia="ja-JP"/>
+        </w:rPr>
+        <w:t>example.StringProcessor</w:t>
+      </w:r>
+      <w:proofErr w:type="spellEnd"/>
+      <w:proofErr w:type="gramEnd"/>
+      <w:r>
+        <w:rPr>
+          <w:rFonts w:eastAsiaTheme="minorEastAsia"/>
+          <w:lang w:eastAsia="ja-JP"/>
+        </w:rPr>
+        <w:t>;</w:t>
       </w:r>
       <w:r>
         <w:rPr>
@@ -2115,42 +2437,165 @@
         </w:rPr>
         <w:t xml:space="preserve"> А также заменил строку с созданием результата на следующую </w:t>
       </w:r>
-      <w:r>
-        <w:rPr>
-          <w:rFonts w:eastAsiaTheme="minorEastAsia"/>
-          <w:lang w:eastAsia="ja-JP"/>
-        </w:rPr>
-        <w:t>String result = StringProcessor.reverse(input);</w:t>
-      </w:r>
-    </w:p>
-    <w:p>
-      <w:pPr>
-        <w:rPr>
-          <w:rFonts w:eastAsiaTheme="minorEastAsia"/>
-          <w:lang w:eastAsia="ja-JP"/>
-        </w:rPr>
-      </w:pPr>
-      <w:r>
-        <w:rPr>
-          <w:rFonts w:eastAsiaTheme="minorEastAsia"/>
-          <w:lang w:eastAsia="ja-JP"/>
-        </w:rPr>
-        <w:t xml:space="preserve">Чтобы проверить, что при сборке учитывается добавленный мною модуль, я запустил команду </w:t>
-      </w:r>
-      <w:r>
-        <w:rPr>
-          <w:rFonts w:eastAsiaTheme="minorEastAsia"/>
-          <w:lang w:eastAsia="ja-JP"/>
-        </w:rPr>
-        <w:t>./gradlew build --dry-run</w:t>
-      </w:r>
-      <w:r>
-        <w:rPr>
-          <w:rFonts w:eastAsiaTheme="minorEastAsia"/>
-          <w:lang w:eastAsia="ja-JP"/>
-        </w:rPr>
-        <w:t xml:space="preserve"> которая вывела мне слудующее</w:t>
-      </w:r>
+      <w:proofErr w:type="spellStart"/>
+      <w:r>
+        <w:rPr>
+          <w:rFonts w:eastAsiaTheme="minorEastAsia"/>
+          <w:lang w:eastAsia="ja-JP"/>
+        </w:rPr>
+        <w:t>String</w:t>
+      </w:r>
+      <w:proofErr w:type="spellEnd"/>
+      <w:r>
+        <w:rPr>
+          <w:rFonts w:eastAsiaTheme="minorEastAsia"/>
+          <w:lang w:eastAsia="ja-JP"/>
+        </w:rPr>
+        <w:t xml:space="preserve"> </w:t>
+      </w:r>
+      <w:proofErr w:type="spellStart"/>
+      <w:r>
+        <w:rPr>
+          <w:rFonts w:eastAsiaTheme="minorEastAsia"/>
+          <w:lang w:eastAsia="ja-JP"/>
+        </w:rPr>
+        <w:t>result</w:t>
+      </w:r>
+      <w:proofErr w:type="spellEnd"/>
+      <w:r>
+        <w:rPr>
+          <w:rFonts w:eastAsiaTheme="minorEastAsia"/>
+          <w:lang w:eastAsia="ja-JP"/>
+        </w:rPr>
+        <w:t xml:space="preserve"> = </w:t>
+      </w:r>
+      <w:proofErr w:type="spellStart"/>
+      <w:r>
+        <w:rPr>
+          <w:rFonts w:eastAsiaTheme="minorEastAsia"/>
+          <w:lang w:eastAsia="ja-JP"/>
+        </w:rPr>
+        <w:t>StringProcessor.reverse</w:t>
+      </w:r>
+      <w:proofErr w:type="spellEnd"/>
+      <w:r>
+        <w:rPr>
+          <w:rFonts w:eastAsiaTheme="minorEastAsia"/>
+          <w:lang w:eastAsia="ja-JP"/>
+        </w:rPr>
+        <w:t>(</w:t>
+      </w:r>
+      <w:proofErr w:type="spellStart"/>
+      <w:r>
+        <w:rPr>
+          <w:rFonts w:eastAsiaTheme="minorEastAsia"/>
+          <w:lang w:eastAsia="ja-JP"/>
+        </w:rPr>
+        <w:t>input</w:t>
+      </w:r>
+      <w:proofErr w:type="spellEnd"/>
+      <w:r>
+        <w:rPr>
+          <w:rFonts w:eastAsiaTheme="minorEastAsia"/>
+          <w:lang w:eastAsia="ja-JP"/>
+        </w:rPr>
+        <w:t>);</w:t>
+      </w:r>
+    </w:p>
+    <w:p>
+      <w:pPr>
+        <w:rPr>
+          <w:rFonts w:eastAsiaTheme="minorEastAsia"/>
+          <w:lang w:eastAsia="ja-JP"/>
+        </w:rPr>
+      </w:pPr>
+      <w:r>
+        <w:rPr>
+          <w:rFonts w:eastAsiaTheme="minorEastAsia"/>
+          <w:lang w:eastAsia="ja-JP"/>
+        </w:rPr>
+        <w:t xml:space="preserve">Чтобы проверить, что при сборке учитывается добавленный мною модуль, я запустил </w:t>
+      </w:r>
+      <w:proofErr w:type="gramStart"/>
+      <w:r>
+        <w:rPr>
+          <w:rFonts w:eastAsiaTheme="minorEastAsia"/>
+          <w:lang w:eastAsia="ja-JP"/>
+        </w:rPr>
+        <w:t xml:space="preserve">команду </w:t>
+      </w:r>
+      <w:r>
+        <w:rPr>
+          <w:rFonts w:eastAsiaTheme="minorEastAsia"/>
+          <w:lang w:eastAsia="ja-JP"/>
+        </w:rPr>
+        <w:t>.</w:t>
+      </w:r>
+      <w:proofErr w:type="gramEnd"/>
+      <w:r>
+        <w:rPr>
+          <w:rFonts w:eastAsiaTheme="minorEastAsia"/>
+          <w:lang w:eastAsia="ja-JP"/>
+        </w:rPr>
+        <w:t>/</w:t>
+      </w:r>
+      <w:proofErr w:type="spellStart"/>
+      <w:r>
+        <w:rPr>
+          <w:rFonts w:eastAsiaTheme="minorEastAsia"/>
+          <w:lang w:eastAsia="ja-JP"/>
+        </w:rPr>
+        <w:t>gradlew</w:t>
+      </w:r>
+      <w:proofErr w:type="spellEnd"/>
+      <w:r>
+        <w:rPr>
+          <w:rFonts w:eastAsiaTheme="minorEastAsia"/>
+          <w:lang w:eastAsia="ja-JP"/>
+        </w:rPr>
+        <w:t xml:space="preserve"> </w:t>
+      </w:r>
+      <w:proofErr w:type="spellStart"/>
+      <w:r>
+        <w:rPr>
+          <w:rFonts w:eastAsiaTheme="minorEastAsia"/>
+          <w:lang w:eastAsia="ja-JP"/>
+        </w:rPr>
+        <w:t>build</w:t>
+      </w:r>
+      <w:proofErr w:type="spellEnd"/>
+      <w:r>
+        <w:rPr>
+          <w:rFonts w:eastAsiaTheme="minorEastAsia"/>
+          <w:lang w:eastAsia="ja-JP"/>
+        </w:rPr>
+        <w:t xml:space="preserve"> --</w:t>
+      </w:r>
+      <w:proofErr w:type="spellStart"/>
+      <w:r>
+        <w:rPr>
+          <w:rFonts w:eastAsiaTheme="minorEastAsia"/>
+          <w:lang w:eastAsia="ja-JP"/>
+        </w:rPr>
+        <w:t>dry-run</w:t>
+      </w:r>
+      <w:proofErr w:type="spellEnd"/>
+      <w:r>
+        <w:rPr>
+          <w:rFonts w:eastAsiaTheme="minorEastAsia"/>
+          <w:lang w:eastAsia="ja-JP"/>
+        </w:rPr>
+        <w:t xml:space="preserve"> которая вывела мне </w:t>
+      </w:r>
+      <w:proofErr w:type="spellStart"/>
+      <w:r>
+        <w:rPr>
+          <w:rFonts w:eastAsiaTheme="minorEastAsia"/>
+          <w:lang w:eastAsia="ja-JP"/>
+        </w:rPr>
+        <w:t>слудующее</w:t>
+      </w:r>
+      <w:proofErr w:type="spellEnd"/>
     </w:p>
     <w:p>
       <w:pPr>
@@ -2243,8 +2688,25 @@
           <w:rFonts w:eastAsiaTheme="minorEastAsia"/>
           <w:lang w:eastAsia="ja-JP"/>
         </w:rPr>
-        <w:t xml:space="preserve">И последнее задание – сделать так, чтобы таск с созданием паспорта проекта выводил данные о последнем коммите. Для этого я прописываю в терминале </w:t>
-      </w:r>
+        <w:t xml:space="preserve">И последнее задание – сделать так, чтобы </w:t>
+      </w:r>
+      <w:proofErr w:type="spellStart"/>
+      <w:r>
+        <w:rPr>
+          <w:rFonts w:eastAsiaTheme="minorEastAsia"/>
+          <w:lang w:eastAsia="ja-JP"/>
+        </w:rPr>
+        <w:t>таск</w:t>
+      </w:r>
+      <w:proofErr w:type="spellEnd"/>
+      <w:r>
+        <w:rPr>
+          <w:rFonts w:eastAsiaTheme="minorEastAsia"/>
+          <w:lang w:eastAsia="ja-JP"/>
+        </w:rPr>
+        <w:t xml:space="preserve"> с созданием паспорта проекта выводил данные о последнем коммите. Для этого я прописываю в терминале </w:t>
+      </w:r>
+      <w:proofErr w:type="spellStart"/>
       <w:r>
         <w:rPr>
           <w:rFonts w:eastAsiaTheme="minorEastAsia" w:hint="eastAsia"/>
@@ -2257,8 +2719,33 @@
           <w:rFonts w:eastAsiaTheme="minorEastAsia"/>
           <w:lang w:eastAsia="ja-JP"/>
         </w:rPr>
-        <w:t xml:space="preserve">it init, после чего </w:t>
-      </w:r>
+        <w:t>it</w:t>
+      </w:r>
+      <w:proofErr w:type="spellEnd"/>
+      <w:r>
+        <w:rPr>
+          <w:rFonts w:eastAsiaTheme="minorEastAsia"/>
+          <w:lang w:eastAsia="ja-JP"/>
+        </w:rPr>
+        <w:t xml:space="preserve"> </w:t>
+      </w:r>
+      <w:proofErr w:type="spellStart"/>
+      <w:r>
+        <w:rPr>
+          <w:rFonts w:eastAsiaTheme="minorEastAsia"/>
+          <w:lang w:eastAsia="ja-JP"/>
+        </w:rPr>
+        <w:t>init</w:t>
+      </w:r>
+      <w:proofErr w:type="spellEnd"/>
+      <w:r>
+        <w:rPr>
+          <w:rFonts w:eastAsiaTheme="minorEastAsia"/>
+          <w:lang w:eastAsia="ja-JP"/>
+        </w:rPr>
+        <w:t xml:space="preserve">, после чего </w:t>
+      </w:r>
+      <w:proofErr w:type="spellStart"/>
       <w:r>
         <w:rPr>
           <w:rFonts w:eastAsiaTheme="minorEastAsia" w:hint="eastAsia"/>
@@ -2271,7 +2758,40 @@
           <w:rFonts w:eastAsiaTheme="minorEastAsia"/>
           <w:lang w:eastAsia="ja-JP"/>
         </w:rPr>
-        <w:t>it add . и затем делаю коммит. Следующим шагом необходимо поменять логику таска следующим образом</w:t>
+        <w:t>it</w:t>
+      </w:r>
+      <w:proofErr w:type="spellEnd"/>
+      <w:r>
+        <w:rPr>
+          <w:rFonts w:eastAsiaTheme="minorEastAsia"/>
+          <w:lang w:eastAsia="ja-JP"/>
+        </w:rPr>
+        <w:t xml:space="preserve"> </w:t>
+      </w:r>
+      <w:proofErr w:type="spellStart"/>
+      <w:proofErr w:type="gramStart"/>
+      <w:r>
+        <w:rPr>
+          <w:rFonts w:eastAsiaTheme="minorEastAsia"/>
+          <w:lang w:eastAsia="ja-JP"/>
+        </w:rPr>
+        <w:t>add</w:t>
+      </w:r>
+      <w:proofErr w:type="spellEnd"/>
+      <w:r>
+        <w:rPr>
+          <w:rFonts w:eastAsiaTheme="minorEastAsia"/>
+          <w:lang w:eastAsia="ja-JP"/>
+        </w:rPr>
+        <w:t xml:space="preserve"> .</w:t>
+      </w:r>
+      <w:proofErr w:type="gramEnd"/>
+      <w:r>
+        <w:rPr>
+          <w:rFonts w:eastAsiaTheme="minorEastAsia"/>
+          <w:lang w:eastAsia="ja-JP"/>
+        </w:rPr>
+        <w:t xml:space="preserve"> и затем делаю коммит. Следующим шагом необходимо поменять логику таска следующим образом</w:t>
       </w:r>
     </w:p>
     <w:p>
@@ -2359,8 +2879,25 @@
           <w:lang w:eastAsia="ja-JP"/>
         </w:rPr>
         <w:lastRenderedPageBreak/>
-        <w:t xml:space="preserve">Теперь при выполнении этого таска будет вычисляться номер сборки как значение предыдущей сборки + 1, а хеш коммита будет вычисляться с помощью выполнения команды </w:t>
-      </w:r>
+        <w:t xml:space="preserve">Теперь при выполнении этого таска будет вычисляться номер сборки как значение предыдущей сборки + 1, а </w:t>
+      </w:r>
+      <w:proofErr w:type="spellStart"/>
+      <w:r>
+        <w:rPr>
+          <w:rFonts w:eastAsiaTheme="minorEastAsia"/>
+          <w:lang w:eastAsia="ja-JP"/>
+        </w:rPr>
+        <w:t>хеш</w:t>
+      </w:r>
+      <w:proofErr w:type="spellEnd"/>
+      <w:r>
+        <w:rPr>
+          <w:rFonts w:eastAsiaTheme="minorEastAsia"/>
+          <w:lang w:eastAsia="ja-JP"/>
+        </w:rPr>
+        <w:t xml:space="preserve"> коммита будет вычисляться с помощью выполнения команды </w:t>
+      </w:r>
+      <w:proofErr w:type="spellStart"/>
       <w:r>
         <w:rPr>
           <w:rFonts w:eastAsiaTheme="minorEastAsia" w:hint="eastAsia"/>
@@ -2373,7 +2910,47 @@
           <w:rFonts w:eastAsiaTheme="minorEastAsia"/>
           <w:lang w:eastAsia="ja-JP"/>
         </w:rPr>
-        <w:t>it rev-parse –short HEAD</w:t>
+        <w:t>it</w:t>
+      </w:r>
+      <w:proofErr w:type="spellEnd"/>
+      <w:r>
+        <w:rPr>
+          <w:rFonts w:eastAsiaTheme="minorEastAsia"/>
+          <w:lang w:eastAsia="ja-JP"/>
+        </w:rPr>
+        <w:t xml:space="preserve"> </w:t>
+      </w:r>
+      <w:proofErr w:type="spellStart"/>
+      <w:r>
+        <w:rPr>
+          <w:rFonts w:eastAsiaTheme="minorEastAsia"/>
+          <w:lang w:eastAsia="ja-JP"/>
+        </w:rPr>
+        <w:t>rev-parse</w:t>
+      </w:r>
+      <w:proofErr w:type="spellEnd"/>
+      <w:r>
+        <w:rPr>
+          <w:rFonts w:eastAsiaTheme="minorEastAsia"/>
+          <w:lang w:eastAsia="ja-JP"/>
+        </w:rPr>
+        <w:t xml:space="preserve"> –</w:t>
+      </w:r>
+      <w:proofErr w:type="spellStart"/>
+      <w:r>
+        <w:rPr>
+          <w:rFonts w:eastAsiaTheme="minorEastAsia"/>
+          <w:lang w:eastAsia="ja-JP"/>
+        </w:rPr>
+        <w:t>short</w:t>
+      </w:r>
+      <w:proofErr w:type="spellEnd"/>
+      <w:r>
+        <w:rPr>
+          <w:rFonts w:eastAsiaTheme="minorEastAsia"/>
+          <w:lang w:eastAsia="ja-JP"/>
+        </w:rPr>
+        <w:t xml:space="preserve"> HEAD</w:t>
       </w:r>
       <w:r>
         <w:rPr>
@@ -2483,9 +3060,11 @@
       <w:r>
         <w:t xml:space="preserve"> </w:t>
       </w:r>
+      <w:proofErr w:type="spellStart"/>
       <w:r>
         <w:t>Gradle</w:t>
       </w:r>
+      <w:proofErr w:type="spellEnd"/>
       <w:r>
         <w:rPr>
           <w:rFonts w:eastAsiaTheme="minorEastAsia"/>
@@ -2526,16 +3105,70 @@
           <w:szCs w:val="28"/>
           <w:lang w:eastAsia="ja-JP"/>
         </w:rPr>
-        <w:t xml:space="preserve">Ссылка на гит - </w:t>
-      </w:r>
-      <w:r>
-        <w:rPr>
-          <w:rFonts w:eastAsiaTheme="minorEastAsia"/>
-          <w:szCs w:val="28"/>
-          <w:lang w:eastAsia="ja-JP"/>
-        </w:rPr>
-        <w:t>https://github.com/BestStarProggramer/IT_P2</w:t>
-      </w:r>
+        <w:t xml:space="preserve">Ссылка на </w:t>
+      </w:r>
+      <w:proofErr w:type="spellStart"/>
+      <w:r>
+        <w:rPr>
+          <w:rFonts w:eastAsiaTheme="minorEastAsia"/>
+          <w:szCs w:val="28"/>
+          <w:lang w:eastAsia="ja-JP"/>
+        </w:rPr>
+        <w:t>гитхаб</w:t>
+      </w:r>
+      <w:proofErr w:type="spellEnd"/>
+      <w:r>
+        <w:rPr>
+          <w:rFonts w:eastAsiaTheme="minorEastAsia"/>
+          <w:szCs w:val="28"/>
+          <w:lang w:eastAsia="ja-JP"/>
+        </w:rPr>
+        <w:t xml:space="preserve"> - https://github.com/BestStarProggramer/IT_P2</w:t>
+      </w:r>
+    </w:p>
+    <w:p>
+      <w:pPr>
+        <w:rPr>
+          <w:rFonts w:eastAsiaTheme="minorEastAsia"/>
+          <w:szCs w:val="28"/>
+          <w:lang w:eastAsia="ja-JP"/>
+        </w:rPr>
+      </w:pPr>
+      <w:r>
+        <w:rPr>
+          <w:rFonts w:eastAsiaTheme="minorEastAsia"/>
+          <w:szCs w:val="28"/>
+          <w:lang w:eastAsia="ja-JP"/>
+        </w:rPr>
+        <w:t xml:space="preserve">Ссылка на </w:t>
+      </w:r>
+      <w:proofErr w:type="spellStart"/>
+      <w:r>
+        <w:rPr>
+          <w:rFonts w:eastAsiaTheme="minorEastAsia"/>
+          <w:szCs w:val="28"/>
+          <w:lang w:eastAsia="ja-JP"/>
+        </w:rPr>
+        <w:t>гитфлик</w:t>
+      </w:r>
+      <w:proofErr w:type="spellEnd"/>
+      <w:r>
+        <w:rPr>
+          <w:rFonts w:eastAsiaTheme="minorEastAsia"/>
+          <w:szCs w:val="28"/>
+          <w:lang w:eastAsia="ja-JP"/>
+        </w:rPr>
+        <w:t xml:space="preserve"> - https://gitflic.mtuci.ru/project/d-k-starkov-edu-mtuci-ru/itip</w:t>
+      </w:r>
+    </w:p>
+    <w:p>
+      <w:pPr>
+        <w:rPr>
+          <w:rFonts w:eastAsiaTheme="minorEastAsia"/>
+          <w:szCs w:val="28"/>
+          <w:lang w:eastAsia="ja-JP"/>
+        </w:rPr>
+      </w:pPr>
     </w:p>
     <w:sectPr>
       <w:headerReference w:type="even" r:id="rId18"/>
